--- a/documentos/declaracao-matricula.docx
+++ b/documentos/declaracao-matricula.docx
@@ -301,44 +301,7 @@
           <w:sz w:val="28"/>
           <w:szCs w:val="28"/>
         </w:rPr>
-        <w:fldChar w:fldCharType="begin"/>
-      </w:r>
-      <w:r>
-        <w:rPr>
-          <w:rFonts w:ascii="Times New Roman" w:hAnsi="Times New Roman" w:cs="Times New Roman"/>
-          <w:b/>
-          <w:sz w:val="28"/>
-          <w:szCs w:val="28"/>
-        </w:rPr>
-        <w:instrText xml:space="preserve"> MERGEFIELD "NOME_ALUNO" </w:instrText>
-      </w:r>
-      <w:r>
-        <w:rPr>
-          <w:rFonts w:ascii="Times New Roman" w:hAnsi="Times New Roman" w:cs="Times New Roman"/>
-          <w:b/>
-          <w:sz w:val="28"/>
-          <w:szCs w:val="28"/>
-        </w:rPr>
-        <w:fldChar w:fldCharType="separate"/>
-      </w:r>
-      <w:r>
-        <w:rPr>
-          <w:rFonts w:ascii="Times New Roman" w:hAnsi="Times New Roman" w:cs="Times New Roman"/>
-          <w:b/>
-          <w:noProof/>
-          <w:sz w:val="28"/>
-          <w:szCs w:val="28"/>
-        </w:rPr>
-        <w:t>RAVY ISRAEL SILVA ALVES</w:t>
-      </w:r>
-      <w:r>
-        <w:rPr>
-          <w:rFonts w:ascii="Times New Roman" w:hAnsi="Times New Roman" w:cs="Times New Roman"/>
-          <w:b/>
-          <w:sz w:val="28"/>
-          <w:szCs w:val="28"/>
-        </w:rPr>
-        <w:fldChar w:fldCharType="end"/>
+        <w:t>{{nome}}</w:t>
       </w:r>
       <w:r>
         <w:rPr>
@@ -383,44 +346,27 @@
           <w:sz w:val="28"/>
           <w:szCs w:val="28"/>
         </w:rPr>
-        <w:fldChar w:fldCharType="begin"/>
-      </w:r>
-      <w:r>
-        <w:rPr>
-          <w:rFonts w:ascii="Times New Roman" w:hAnsi="Times New Roman" w:cs="Times New Roman"/>
-          <w:b/>
-          <w:sz w:val="28"/>
-          <w:szCs w:val="28"/>
-        </w:rPr>
-        <w:instrText xml:space="preserve"> MERGEFIELD "DATA" </w:instrText>
-      </w:r>
-      <w:r>
-        <w:rPr>
-          <w:rFonts w:ascii="Times New Roman" w:hAnsi="Times New Roman" w:cs="Times New Roman"/>
-          <w:b/>
-          <w:sz w:val="28"/>
-          <w:szCs w:val="28"/>
-        </w:rPr>
-        <w:fldChar w:fldCharType="separate"/>
-      </w:r>
-      <w:r>
-        <w:rPr>
-          <w:rFonts w:ascii="Times New Roman" w:hAnsi="Times New Roman" w:cs="Times New Roman"/>
-          <w:b/>
-          <w:noProof/>
-          <w:sz w:val="28"/>
-          <w:szCs w:val="28"/>
-        </w:rPr>
-        <w:t>10 de julho de 2022</w:t>
-      </w:r>
-      <w:r>
-        <w:rPr>
-          <w:rFonts w:ascii="Times New Roman" w:hAnsi="Times New Roman" w:cs="Times New Roman"/>
-          <w:b/>
-          <w:sz w:val="28"/>
-          <w:szCs w:val="28"/>
-        </w:rPr>
-        <w:fldChar w:fldCharType="end"/>
+        <w:t>{{</w:t>
+      </w:r>
+      <w:proofErr w:type="spellStart"/>
+      <w:r>
+        <w:rPr>
+          <w:rFonts w:ascii="Times New Roman" w:hAnsi="Times New Roman" w:cs="Times New Roman"/>
+          <w:b/>
+          <w:sz w:val="28"/>
+          <w:szCs w:val="28"/>
+        </w:rPr>
+        <w:t>data_nascimento_br</w:t>
+      </w:r>
+      <w:proofErr w:type="spellEnd"/>
+      <w:r>
+        <w:rPr>
+          <w:rFonts w:ascii="Times New Roman" w:hAnsi="Times New Roman" w:cs="Times New Roman"/>
+          <w:b/>
+          <w:sz w:val="28"/>
+          <w:szCs w:val="28"/>
+        </w:rPr>
+        <w:t>}}</w:t>
       </w:r>
       <w:r>
         <w:rPr>
@@ -462,40 +408,25 @@
           <w:b/>
           <w:sz w:val="28"/>
         </w:rPr>
-        <w:fldChar w:fldCharType="begin"/>
-      </w:r>
-      <w:r>
-        <w:rPr>
-          <w:rFonts w:ascii="Times New Roman" w:hAnsi="Times New Roman" w:cs="Times New Roman"/>
-          <w:b/>
-          <w:sz w:val="28"/>
-        </w:rPr>
-        <w:instrText xml:space="preserve"> MERGEFIELD "PAI" </w:instrText>
-      </w:r>
-      <w:r>
-        <w:rPr>
-          <w:rFonts w:ascii="Times New Roman" w:hAnsi="Times New Roman" w:cs="Times New Roman"/>
-          <w:b/>
-          <w:sz w:val="28"/>
-        </w:rPr>
-        <w:fldChar w:fldCharType="separate"/>
-      </w:r>
-      <w:r>
-        <w:rPr>
-          <w:rFonts w:ascii="Times New Roman" w:hAnsi="Times New Roman" w:cs="Times New Roman"/>
-          <w:b/>
-          <w:noProof/>
-          <w:sz w:val="28"/>
-        </w:rPr>
-        <w:t>MARCOS ALVES DA SILVA</w:t>
-      </w:r>
-      <w:r>
-        <w:rPr>
-          <w:rFonts w:ascii="Times New Roman" w:hAnsi="Times New Roman" w:cs="Times New Roman"/>
-          <w:b/>
-          <w:sz w:val="28"/>
-        </w:rPr>
-        <w:fldChar w:fldCharType="end"/>
+        <w:t>{{</w:t>
+      </w:r>
+      <w:proofErr w:type="spellStart"/>
+      <w:r>
+        <w:rPr>
+          <w:rFonts w:ascii="Times New Roman" w:hAnsi="Times New Roman" w:cs="Times New Roman"/>
+          <w:b/>
+          <w:sz w:val="28"/>
+        </w:rPr>
+        <w:t>nome_pai</w:t>
+      </w:r>
+      <w:proofErr w:type="spellEnd"/>
+      <w:r>
+        <w:rPr>
+          <w:rFonts w:ascii="Times New Roman" w:hAnsi="Times New Roman" w:cs="Times New Roman"/>
+          <w:b/>
+          <w:sz w:val="28"/>
+        </w:rPr>
+        <w:t>}}</w:t>
       </w:r>
       <w:r>
         <w:rPr>
@@ -527,40 +458,25 @@
           <w:b/>
           <w:sz w:val="28"/>
         </w:rPr>
-        <w:fldChar w:fldCharType="begin"/>
-      </w:r>
-      <w:r>
-        <w:rPr>
-          <w:rFonts w:ascii="Times New Roman" w:hAnsi="Times New Roman" w:cs="Times New Roman"/>
-          <w:b/>
-          <w:sz w:val="28"/>
-        </w:rPr>
-        <w:instrText xml:space="preserve"> MERGEFIELD "MÃE" </w:instrText>
-      </w:r>
-      <w:r>
-        <w:rPr>
-          <w:rFonts w:ascii="Times New Roman" w:hAnsi="Times New Roman" w:cs="Times New Roman"/>
-          <w:b/>
-          <w:sz w:val="28"/>
-        </w:rPr>
-        <w:fldChar w:fldCharType="separate"/>
-      </w:r>
-      <w:r>
-        <w:rPr>
-          <w:rFonts w:ascii="Times New Roman" w:hAnsi="Times New Roman" w:cs="Times New Roman"/>
-          <w:b/>
-          <w:noProof/>
-          <w:sz w:val="28"/>
-        </w:rPr>
-        <w:t>EWELYSE CRISTINA SILVA</w:t>
-      </w:r>
-      <w:r>
-        <w:rPr>
-          <w:rFonts w:ascii="Times New Roman" w:hAnsi="Times New Roman" w:cs="Times New Roman"/>
-          <w:b/>
-          <w:sz w:val="28"/>
-        </w:rPr>
-        <w:fldChar w:fldCharType="end"/>
+        <w:t>{{</w:t>
+      </w:r>
+      <w:proofErr w:type="spellStart"/>
+      <w:r>
+        <w:rPr>
+          <w:rFonts w:ascii="Times New Roman" w:hAnsi="Times New Roman" w:cs="Times New Roman"/>
+          <w:b/>
+          <w:sz w:val="28"/>
+        </w:rPr>
+        <w:t>nome_mae</w:t>
+      </w:r>
+      <w:proofErr w:type="spellEnd"/>
+      <w:r>
+        <w:rPr>
+          <w:rFonts w:ascii="Times New Roman" w:hAnsi="Times New Roman" w:cs="Times New Roman"/>
+          <w:b/>
+          <w:sz w:val="28"/>
+        </w:rPr>
+        <w:t>}}</w:t>
       </w:r>
       <w:r>
         <w:rPr>
@@ -681,117 +597,27 @@
           <w:sz w:val="28"/>
           <w:szCs w:val="28"/>
         </w:rPr>
-        <w:fldChar w:fldCharType="begin"/>
-      </w:r>
-      <w:r>
-        <w:rPr>
-          <w:rFonts w:ascii="Times New Roman" w:hAnsi="Times New Roman" w:cs="Times New Roman"/>
-          <w:b/>
-          <w:sz w:val="28"/>
-          <w:szCs w:val="28"/>
-        </w:rPr>
-        <w:instrText xml:space="preserve"> MERGEFIELD "SÉRIE" </w:instrText>
-      </w:r>
-      <w:r>
-        <w:rPr>
-          <w:rFonts w:ascii="Times New Roman" w:hAnsi="Times New Roman" w:cs="Times New Roman"/>
-          <w:b/>
-          <w:sz w:val="28"/>
-          <w:szCs w:val="28"/>
-        </w:rPr>
-        <w:fldChar w:fldCharType="separate"/>
-      </w:r>
-      <w:r>
-        <w:rPr>
-          <w:rFonts w:ascii="Times New Roman" w:hAnsi="Times New Roman" w:cs="Times New Roman"/>
-          <w:b/>
-          <w:noProof/>
-          <w:sz w:val="28"/>
-          <w:szCs w:val="28"/>
-        </w:rPr>
-        <w:t>INFANTIL I</w:t>
-      </w:r>
-      <w:r>
-        <w:rPr>
-          <w:rFonts w:ascii="Times New Roman" w:hAnsi="Times New Roman" w:cs="Times New Roman"/>
-          <w:b/>
-          <w:sz w:val="28"/>
-          <w:szCs w:val="28"/>
-        </w:rPr>
-        <w:fldChar w:fldCharType="end"/>
-      </w:r>
-      <w:r>
-        <w:rPr>
-          <w:rFonts w:ascii="Times New Roman" w:hAnsi="Times New Roman" w:cs="Times New Roman"/>
-          <w:b/>
-          <w:sz w:val="28"/>
-          <w:szCs w:val="28"/>
-        </w:rPr>
-        <w:t xml:space="preserve"> </w:t>
-      </w:r>
-      <w:r>
-        <w:rPr>
-          <w:rFonts w:ascii="Times New Roman" w:hAnsi="Times New Roman" w:cs="Times New Roman"/>
-          <w:b/>
-          <w:sz w:val="28"/>
-          <w:szCs w:val="28"/>
-        </w:rPr>
-        <w:t>“</w:t>
-      </w:r>
-      <w:r>
-        <w:rPr>
-          <w:rFonts w:ascii="Times New Roman" w:hAnsi="Times New Roman" w:cs="Times New Roman"/>
-          <w:b/>
-          <w:sz w:val="28"/>
-          <w:szCs w:val="28"/>
-        </w:rPr>
-        <w:fldChar w:fldCharType="begin"/>
-      </w:r>
-      <w:r>
-        <w:rPr>
-          <w:rFonts w:ascii="Times New Roman" w:hAnsi="Times New Roman" w:cs="Times New Roman"/>
-          <w:b/>
-          <w:sz w:val="28"/>
-          <w:szCs w:val="28"/>
-        </w:rPr>
-        <w:instrText xml:space="preserve"> MERGEFIELD "TURMA" </w:instrText>
-      </w:r>
-      <w:r>
-        <w:rPr>
-          <w:rFonts w:ascii="Times New Roman" w:hAnsi="Times New Roman" w:cs="Times New Roman"/>
-          <w:b/>
-          <w:sz w:val="28"/>
-          <w:szCs w:val="28"/>
-        </w:rPr>
-        <w:fldChar w:fldCharType="separate"/>
-      </w:r>
-      <w:r>
-        <w:rPr>
-          <w:rFonts w:ascii="Times New Roman" w:hAnsi="Times New Roman" w:cs="Times New Roman"/>
-          <w:b/>
-          <w:noProof/>
-          <w:sz w:val="28"/>
-          <w:szCs w:val="28"/>
-        </w:rPr>
-        <w:t>A</w:t>
-      </w:r>
-      <w:r>
-        <w:rPr>
-          <w:rFonts w:ascii="Times New Roman" w:hAnsi="Times New Roman" w:cs="Times New Roman"/>
-          <w:b/>
-          <w:sz w:val="28"/>
-          <w:szCs w:val="28"/>
-        </w:rPr>
-        <w:fldChar w:fldCharType="end"/>
-      </w:r>
-      <w:r>
-        <w:rPr>
-          <w:rFonts w:ascii="Times New Roman" w:hAnsi="Times New Roman" w:cs="Times New Roman"/>
-          <w:b/>
-          <w:sz w:val="28"/>
-          <w:szCs w:val="28"/>
-        </w:rPr>
-        <w:t>”</w:t>
+        <w:t>{{</w:t>
+      </w:r>
+      <w:proofErr w:type="spellStart"/>
+      <w:r>
+        <w:rPr>
+          <w:rFonts w:ascii="Times New Roman" w:hAnsi="Times New Roman" w:cs="Times New Roman"/>
+          <w:b/>
+          <w:sz w:val="28"/>
+          <w:szCs w:val="28"/>
+        </w:rPr>
+        <w:t>turma_label</w:t>
+      </w:r>
+      <w:proofErr w:type="spellEnd"/>
+      <w:r>
+        <w:rPr>
+          <w:rFonts w:ascii="Times New Roman" w:hAnsi="Times New Roman" w:cs="Times New Roman"/>
+          <w:b/>
+          <w:sz w:val="28"/>
+          <w:szCs w:val="28"/>
+        </w:rPr>
+        <w:t>}}</w:t>
       </w:r>
       <w:r>
         <w:rPr>
@@ -938,16 +764,27 @@
           <w:sz w:val="28"/>
           <w:szCs w:val="28"/>
         </w:rPr>
-        <w:t xml:space="preserve">20 de outubro de </w:t>
-      </w:r>
-      <w:r>
-        <w:rPr>
-          <w:rFonts w:ascii="Times New Roman" w:hAnsi="Times New Roman" w:cs="Times New Roman"/>
-          <w:bCs/>
-          <w:sz w:val="28"/>
-          <w:szCs w:val="28"/>
-        </w:rPr>
-        <w:t>2025</w:t>
+        <w:t>{{</w:t>
+      </w:r>
+      <w:proofErr w:type="spellStart"/>
+      <w:r>
+        <w:rPr>
+          <w:rFonts w:ascii="Times New Roman" w:hAnsi="Times New Roman" w:cs="Times New Roman"/>
+          <w:bCs/>
+          <w:sz w:val="28"/>
+          <w:szCs w:val="28"/>
+        </w:rPr>
+        <w:t>data_hoje</w:t>
+      </w:r>
+      <w:proofErr w:type="spellEnd"/>
+      <w:r>
+        <w:rPr>
+          <w:rFonts w:ascii="Times New Roman" w:hAnsi="Times New Roman" w:cs="Times New Roman"/>
+          <w:bCs/>
+          <w:sz w:val="28"/>
+          <w:szCs w:val="28"/>
+        </w:rPr>
+        <w:t>}}</w:t>
       </w:r>
     </w:p>
     <w:p>
@@ -1361,6 +1198,9 @@
   </wne:recipientData>
   <wne:recipientData>
     <wne:active wne:val="0"/>
+  </wne:recipientData>
+  <wne:recipientData>
+    <wne:active wne:val="1"/>
   </wne:recipientData>
   <wne:recipientData>
     <wne:active wne:val="1"/>
@@ -1771,7 +1611,6 @@
   <w:style w:type="character" w:default="1" w:styleId="Fontepargpadro">
     <w:name w:val="Default Paragraph Font"/>
     <w:uiPriority w:val="1"/>
-    <w:semiHidden/>
     <w:unhideWhenUsed/>
   </w:style>
   <w:style w:type="table" w:default="1" w:styleId="Tabelanormal">
